--- a/Job Hunt 2026/2026-07-18 - Valleywise Health - Sr Multi Media Specialist/Job Description & Company Research - Valleywise Health.docx
+++ b/Job Hunt 2026/2026-07-18 - Valleywise Health - Sr Multi Media Specialist/Job Description & Company Research - Valleywise Health.docx
@@ -44,7 +44,7 @@
         </w:rPr>
         <w:t xml:space="preserve">APPLY:  </w:t>
       </w:r>
-      <w:hyperlink w:history="1" r:id="rIdmhjkezkefidmihrb3gvxc">
+      <w:hyperlink w:history="1" r:id="rIddgzyifztywpwnbrdnzj4e">
         <w:r>
           <w:rPr>
             <w:rFonts w:ascii="Calibri" w:cs="Calibri" w:eastAsia="Calibri" w:hAnsi="Calibri"/>
@@ -1167,7 +1167,7 @@
         </w:rPr>
         <w:t xml:space="preserve"> </w:t>
       </w:r>
-      <w:hyperlink w:history="1" r:id="rIdnn8e6fpqp4vfljk4hl8cx">
+      <w:hyperlink w:history="1" r:id="rId2umm7gsldys6gg6jzma_k">
         <w:r>
           <w:rPr>
             <w:rFonts w:ascii="Calibri" w:cs="Calibri" w:eastAsia="Calibri" w:hAnsi="Calibri"/>
@@ -1229,7 +1229,7 @@
         </w:rPr>
         <w:t xml:space="preserve"> </w:t>
       </w:r>
-      <w:hyperlink w:history="1" r:id="rIdlz4evkkbg7e8se2uvlbo-">
+      <w:hyperlink w:history="1" r:id="rIdt-nb4rsovduz2cgbn-ibk">
         <w:r>
           <w:rPr>
             <w:rFonts w:ascii="Calibri" w:cs="Calibri" w:eastAsia="Calibri" w:hAnsi="Calibri"/>
@@ -1260,17 +1260,29 @@
     </w:p>
     <w:p>
       <w:pPr>
-        <w:spacing w:after="100" w:line="264"/>
-      </w:pPr>
-      <w:r>
-        <w:rPr>
-          <w:rFonts w:ascii="Calibri" w:cs="Calibri" w:eastAsia="Calibri" w:hAnsi="Calibri"/>
-          <w:color w:val="1A1A1A"/>
-          <w:sz w:val="21"/>
-          <w:szCs w:val="21"/>
-        </w:rPr>
-        <w:t xml:space="preserve">Several searches (site:reddit.com, r/phoenix, 'working there') returned no Reddit threads about working at Valleywise Health.</w:t>
-      </w:r>
+        <w:spacing w:after="100"/>
+      </w:pPr>
+      <w:r>
+        <w:rPr>
+          <w:rFonts w:ascii="Calibri" w:cs="Calibri" w:eastAsia="Calibri" w:hAnsi="Calibri"/>
+          <w:color w:val="1A1A1A"/>
+          <w:sz w:val="21"/>
+          <w:szCs w:val="21"/>
+        </w:rPr>
+        <w:t xml:space="preserve">Reddit could not be searched for this sheet: Reddit blocks the automated search Claude uses. Open the link to read what people say there. </w:t>
+      </w:r>
+      <w:hyperlink w:history="1" r:id="rIdkm-4db_o2vmyg6yq-oqnv">
+        <w:r>
+          <w:rPr>
+            <w:rFonts w:ascii="Calibri" w:cs="Calibri" w:eastAsia="Calibri" w:hAnsi="Calibri"/>
+            <w:color w:val="1A4D8F"/>
+            <w:sz w:val="21"/>
+            <w:szCs w:val="21"/>
+            <w:u w:val="single"/>
+          </w:rPr>
+          <w:t xml:space="preserve">Search Reddit for Valleywise Health</w:t>
+        </w:r>
+      </w:hyperlink>
     </w:p>
     <w:p>
       <w:pPr>
@@ -1334,7 +1346,7 @@
         </w:rPr>
         <w:t xml:space="preserve"> </w:t>
       </w:r>
-      <w:hyperlink w:history="1" r:id="rIdxtxu6esyrclvzt4m1b_d-">
+      <w:hyperlink w:history="1" r:id="rIduge9blfqer402_mgy4qon">
         <w:r>
           <w:rPr>
             <w:rFonts w:ascii="Calibri" w:cs="Calibri" w:eastAsia="Calibri" w:hAnsi="Calibri"/>
@@ -1354,7 +1366,7 @@
         </w:rPr>
         <w:t xml:space="preserve"> </w:t>
       </w:r>
-      <w:hyperlink w:history="1" r:id="rIdn0okfeluma_k4lr1ljwqw">
+      <w:hyperlink w:history="1" r:id="rIdvfzn7ocvuok0cazgvfxam">
         <w:r>
           <w:rPr>
             <w:rFonts w:ascii="Calibri" w:cs="Calibri" w:eastAsia="Calibri" w:hAnsi="Calibri"/>
@@ -1374,7 +1386,7 @@
         </w:rPr>
         <w:t xml:space="preserve"> </w:t>
       </w:r>
-      <w:hyperlink w:history="1" r:id="rIdb3feuqz9oue-djcmkni5g">
+      <w:hyperlink w:history="1" r:id="rIdszt8yniaa4kofxu9tbw56">
         <w:r>
           <w:rPr>
             <w:rFonts w:ascii="Calibri" w:cs="Calibri" w:eastAsia="Calibri" w:hAnsi="Calibri"/>
@@ -1413,7 +1425,7 @@
         </w:rPr>
         <w:t xml:space="preserve"> </w:t>
       </w:r>
-      <w:hyperlink w:history="1" r:id="rIdliwphdf3wlcfelsshcp8n">
+      <w:hyperlink w:history="1" r:id="rIdky6iqlo8ac2gedh_-6hgb">
         <w:r>
           <w:rPr>
             <w:rFonts w:ascii="Calibri" w:cs="Calibri" w:eastAsia="Calibri" w:hAnsi="Calibri"/>
@@ -1433,7 +1445,7 @@
         </w:rPr>
         <w:t xml:space="preserve"> </w:t>
       </w:r>
-      <w:hyperlink w:history="1" r:id="rIdleuccu4vwsmbw4pcyurbb">
+      <w:hyperlink w:history="1" r:id="rIdconlr1o_p7ihhxpdh44qe">
         <w:r>
           <w:rPr>
             <w:rFonts w:ascii="Calibri" w:cs="Calibri" w:eastAsia="Calibri" w:hAnsi="Calibri"/>
@@ -1472,7 +1484,7 @@
         </w:rPr>
         <w:t xml:space="preserve"> </w:t>
       </w:r>
-      <w:hyperlink w:history="1" r:id="rIdgznzvun3fbnlkqom6xdul">
+      <w:hyperlink w:history="1" r:id="rId_4aw3ujduwlgqhllpe8tz">
         <w:r>
           <w:rPr>
             <w:rFonts w:ascii="Calibri" w:cs="Calibri" w:eastAsia="Calibri" w:hAnsi="Calibri"/>
@@ -1492,7 +1504,7 @@
         </w:rPr>
         <w:t xml:space="preserve"> </w:t>
       </w:r>
-      <w:hyperlink w:history="1" r:id="rIdg6cqkv6vmqcuh18vzz9mx">
+      <w:hyperlink w:history="1" r:id="rIdc4sylrmcdecly7jcnxofm">
         <w:r>
           <w:rPr>
             <w:rFonts w:ascii="Calibri" w:cs="Calibri" w:eastAsia="Calibri" w:hAnsi="Calibri"/>
@@ -1531,7 +1543,7 @@
         </w:rPr>
         <w:t xml:space="preserve"> </w:t>
       </w:r>
-      <w:hyperlink w:history="1" r:id="rIdgtq-d2flvxzco-p9fd_wj">
+      <w:hyperlink w:history="1" r:id="rIdm68nmucmejj2wnpwfccfn">
         <w:r>
           <w:rPr>
             <w:rFonts w:ascii="Calibri" w:cs="Calibri" w:eastAsia="Calibri" w:hAnsi="Calibri"/>
@@ -1551,7 +1563,7 @@
         </w:rPr>
         <w:t xml:space="preserve"> </w:t>
       </w:r>
-      <w:hyperlink w:history="1" r:id="rIdzaxzb0tzxp9akziweirph">
+      <w:hyperlink w:history="1" r:id="rId011fldtvgg6lpsqkdiyfz">
         <w:r>
           <w:rPr>
             <w:rFonts w:ascii="Calibri" w:cs="Calibri" w:eastAsia="Calibri" w:hAnsi="Calibri"/>
@@ -1590,7 +1602,7 @@
         </w:rPr>
         <w:t xml:space="preserve"> </w:t>
       </w:r>
-      <w:hyperlink w:history="1" r:id="rIdu7uol_v0nezyfe-4uymyk">
+      <w:hyperlink w:history="1" r:id="rId_pc8vyconm_lekctumyyz">
         <w:r>
           <w:rPr>
             <w:rFonts w:ascii="Calibri" w:cs="Calibri" w:eastAsia="Calibri" w:hAnsi="Calibri"/>
@@ -1629,7 +1641,7 @@
         </w:rPr>
         <w:t xml:space="preserve"> </w:t>
       </w:r>
-      <w:hyperlink w:history="1" r:id="rIdvixez8mazyu15rn25qygo">
+      <w:hyperlink w:history="1" r:id="rId6adgzwtgeolglph88htra">
         <w:r>
           <w:rPr>
             <w:rFonts w:ascii="Calibri" w:cs="Calibri" w:eastAsia="Calibri" w:hAnsi="Calibri"/>
@@ -1649,7 +1661,7 @@
         </w:rPr>
         <w:t xml:space="preserve"> </w:t>
       </w:r>
-      <w:hyperlink w:history="1" r:id="rIdelvd-e45k3z_qdeabhthq">
+      <w:hyperlink w:history="1" r:id="rId1tbrorvvjjzxaj-oy_lki">
         <w:r>
           <w:rPr>
             <w:rFonts w:ascii="Calibri" w:cs="Calibri" w:eastAsia="Calibri" w:hAnsi="Calibri"/>
@@ -1704,7 +1716,7 @@
         </w:rPr>
         <w:t xml:space="preserve"> </w:t>
       </w:r>
-      <w:hyperlink w:history="1" r:id="rIdmcbucteg-hagm5qm8nqws">
+      <w:hyperlink w:history="1" r:id="rIdaa8dintck0gd_2cu3pdrq">
         <w:r>
           <w:rPr>
             <w:rFonts w:ascii="Calibri" w:cs="Calibri" w:eastAsia="Calibri" w:hAnsi="Calibri"/>
@@ -1724,7 +1736,7 @@
         </w:rPr>
         <w:t xml:space="preserve"> </w:t>
       </w:r>
-      <w:hyperlink w:history="1" r:id="rIdapxwnepyh7twhosddkyox">
+      <w:hyperlink w:history="1" r:id="rId9dwn3v0osmb6pfjjinfki">
         <w:r>
           <w:rPr>
             <w:rFonts w:ascii="Calibri" w:cs="Calibri" w:eastAsia="Calibri" w:hAnsi="Calibri"/>
@@ -1763,7 +1775,7 @@
         </w:rPr>
         <w:t xml:space="preserve"> </w:t>
       </w:r>
-      <w:hyperlink w:history="1" r:id="rIdkgk8rlfm4o133k1xv72xp">
+      <w:hyperlink w:history="1" r:id="rIdnyf3e_4n-5d4tnxhxpbqk">
         <w:r>
           <w:rPr>
             <w:rFonts w:ascii="Calibri" w:cs="Calibri" w:eastAsia="Calibri" w:hAnsi="Calibri"/>
@@ -1783,7 +1795,7 @@
         </w:rPr>
         <w:t xml:space="preserve"> </w:t>
       </w:r>
-      <w:hyperlink w:history="1" r:id="rIdq-vt1ly7vpjf_prx6j76u">
+      <w:hyperlink w:history="1" r:id="rIdnlruz0paefkbilj7lfimx">
         <w:r>
           <w:rPr>
             <w:rFonts w:ascii="Calibri" w:cs="Calibri" w:eastAsia="Calibri" w:hAnsi="Calibri"/>
@@ -1803,7 +1815,7 @@
         </w:rPr>
         <w:t xml:space="preserve"> </w:t>
       </w:r>
-      <w:hyperlink w:history="1" r:id="rId7x0n2supgmeaorbh_nzqe">
+      <w:hyperlink w:history="1" r:id="rIdk1wfnljdnzermbraxkoyc">
         <w:r>
           <w:rPr>
             <w:rFonts w:ascii="Calibri" w:cs="Calibri" w:eastAsia="Calibri" w:hAnsi="Calibri"/>
@@ -1842,7 +1854,7 @@
         </w:rPr>
         <w:t xml:space="preserve"> </w:t>
       </w:r>
-      <w:hyperlink w:history="1" r:id="rIdqtjbz0x0mshzamezos77v">
+      <w:hyperlink w:history="1" r:id="rIdumqpy7ynlv9-o1pevi4sz">
         <w:r>
           <w:rPr>
             <w:rFonts w:ascii="Calibri" w:cs="Calibri" w:eastAsia="Calibri" w:hAnsi="Calibri"/>
@@ -1862,7 +1874,7 @@
         </w:rPr>
         <w:t xml:space="preserve"> </w:t>
       </w:r>
-      <w:hyperlink w:history="1" r:id="rIdszbvb-q1cqkgcgaz3jpac">
+      <w:hyperlink w:history="1" r:id="rId9gy1n2k_5knn6w44gqfhz">
         <w:r>
           <w:rPr>
             <w:rFonts w:ascii="Calibri" w:cs="Calibri" w:eastAsia="Calibri" w:hAnsi="Calibri"/>
@@ -1901,7 +1913,7 @@
         </w:rPr>
         <w:t xml:space="preserve"> </w:t>
       </w:r>
-      <w:hyperlink w:history="1" r:id="rIdmchyzxp6hp5-llz4yjix7">
+      <w:hyperlink w:history="1" r:id="rIdbaijymlmkcnyxxsxc3o6y">
         <w:r>
           <w:rPr>
             <w:rFonts w:ascii="Calibri" w:cs="Calibri" w:eastAsia="Calibri" w:hAnsi="Calibri"/>
@@ -1921,7 +1933,7 @@
         </w:rPr>
         <w:t xml:space="preserve"> </w:t>
       </w:r>
-      <w:hyperlink w:history="1" r:id="rId5kdqhtsldu7bh_4upbg13">
+      <w:hyperlink w:history="1" r:id="rIdoifrxdbcsfzc5nedizcrz">
         <w:r>
           <w:rPr>
             <w:rFonts w:ascii="Calibri" w:cs="Calibri" w:eastAsia="Calibri" w:hAnsi="Calibri"/>
@@ -1960,7 +1972,7 @@
         </w:rPr>
         <w:t xml:space="preserve"> </w:t>
       </w:r>
-      <w:hyperlink w:history="1" r:id="rIdinane7obpnxtgitpx4ysp">
+      <w:hyperlink w:history="1" r:id="rIdfhkzurarbd1hl-t9ciikm">
         <w:r>
           <w:rPr>
             <w:rFonts w:ascii="Calibri" w:cs="Calibri" w:eastAsia="Calibri" w:hAnsi="Calibri"/>
@@ -1980,7 +1992,7 @@
         </w:rPr>
         <w:t xml:space="preserve"> </w:t>
       </w:r>
-      <w:hyperlink w:history="1" r:id="rIdleolshejrgsjplv6eltgw">
+      <w:hyperlink w:history="1" r:id="rIdgspz_ijovnu_pf3nsjxp4">
         <w:r>
           <w:rPr>
             <w:rFonts w:ascii="Calibri" w:cs="Calibri" w:eastAsia="Calibri" w:hAnsi="Calibri"/>
@@ -2019,7 +2031,7 @@
         </w:rPr>
         <w:t xml:space="preserve"> </w:t>
       </w:r>
-      <w:hyperlink w:history="1" r:id="rId6l3ffwutcrv46gjyel_xq">
+      <w:hyperlink w:history="1" r:id="rIdjbd8ot1329tlpee82htkp">
         <w:r>
           <w:rPr>
             <w:rFonts w:ascii="Calibri" w:cs="Calibri" w:eastAsia="Calibri" w:hAnsi="Calibri"/>
@@ -2181,7 +2193,7 @@
         </w:numPr>
         <w:spacing w:after="50" w:line="259"/>
       </w:pPr>
-      <w:hyperlink w:history="1" r:id="rIdnk-mlogk07kyvueatlgz4">
+      <w:hyperlink w:history="1" r:id="rIdv6ywc6uiyrzy-qldk3px6">
         <w:r>
           <w:rPr>
             <w:rFonts w:ascii="Calibri" w:cs="Calibri" w:eastAsia="Calibri" w:hAnsi="Calibri"/>
@@ -2212,7 +2224,7 @@
         </w:numPr>
         <w:spacing w:after="50" w:line="259"/>
       </w:pPr>
-      <w:hyperlink w:history="1" r:id="rIdh6ednbogpw9ot1uiis1pj">
+      <w:hyperlink w:history="1" r:id="rIdnc9ydgz09iinx_atkfkvq">
         <w:r>
           <w:rPr>
             <w:rFonts w:ascii="Calibri" w:cs="Calibri" w:eastAsia="Calibri" w:hAnsi="Calibri"/>
@@ -2243,7 +2255,7 @@
         </w:numPr>
         <w:spacing w:after="50" w:line="259"/>
       </w:pPr>
-      <w:hyperlink w:history="1" r:id="rIdq62ouv2-p6q-kccgllvgi">
+      <w:hyperlink w:history="1" r:id="rIdjdesmotk4o74rg0odph9g">
         <w:r>
           <w:rPr>
             <w:rFonts w:ascii="Calibri" w:cs="Calibri" w:eastAsia="Calibri" w:hAnsi="Calibri"/>
@@ -2274,7 +2286,7 @@
         </w:numPr>
         <w:spacing w:after="50" w:line="259"/>
       </w:pPr>
-      <w:hyperlink w:history="1" r:id="rIdbwn4miif3ix2sbg-xyls1">
+      <w:hyperlink w:history="1" r:id="rId7s2ru6yk8lmxzk3p8gnsl">
         <w:r>
           <w:rPr>
             <w:rFonts w:ascii="Calibri" w:cs="Calibri" w:eastAsia="Calibri" w:hAnsi="Calibri"/>
@@ -2305,7 +2317,7 @@
         </w:numPr>
         <w:spacing w:after="50" w:line="259"/>
       </w:pPr>
-      <w:hyperlink w:history="1" r:id="rIdz4tkvcsqeaq8tvmxijp_5">
+      <w:hyperlink w:history="1" r:id="rIdhpkizvjprf_fjmex_-yi9">
         <w:r>
           <w:rPr>
             <w:rFonts w:ascii="Calibri" w:cs="Calibri" w:eastAsia="Calibri" w:hAnsi="Calibri"/>
@@ -2336,7 +2348,7 @@
         </w:numPr>
         <w:spacing w:after="50" w:line="259"/>
       </w:pPr>
-      <w:hyperlink w:history="1" r:id="rId-q7dsa2pmlfld_6omw3jr">
+      <w:hyperlink w:history="1" r:id="rIdg7em2vw-j1mzfkwpz067o">
         <w:r>
           <w:rPr>
             <w:rFonts w:ascii="Calibri" w:cs="Calibri" w:eastAsia="Calibri" w:hAnsi="Calibri"/>
@@ -2367,7 +2379,7 @@
         </w:numPr>
         <w:spacing w:after="50" w:line="259"/>
       </w:pPr>
-      <w:hyperlink w:history="1" r:id="rIde0tledialhdntwpau-p_b">
+      <w:hyperlink w:history="1" r:id="rIdv7csboe7whu9vhgrmmrau">
         <w:r>
           <w:rPr>
             <w:rFonts w:ascii="Calibri" w:cs="Calibri" w:eastAsia="Calibri" w:hAnsi="Calibri"/>
@@ -2398,7 +2410,7 @@
         </w:numPr>
         <w:spacing w:after="50" w:line="259"/>
       </w:pPr>
-      <w:hyperlink w:history="1" r:id="rIdzm8fj2nfyt2wvfiomrbbr">
+      <w:hyperlink w:history="1" r:id="rIdm05khrtalbvvrse3cws57">
         <w:r>
           <w:rPr>
             <w:rFonts w:ascii="Calibri" w:cs="Calibri" w:eastAsia="Calibri" w:hAnsi="Calibri"/>
@@ -2429,7 +2441,7 @@
         </w:numPr>
         <w:spacing w:after="50" w:line="259"/>
       </w:pPr>
-      <w:hyperlink w:history="1" r:id="rId6d0omsmfp5mupdbnmuv0k">
+      <w:hyperlink w:history="1" r:id="rIdwxutwl3hqspev-whxzfgz">
         <w:r>
           <w:rPr>
             <w:rFonts w:ascii="Calibri" w:cs="Calibri" w:eastAsia="Calibri" w:hAnsi="Calibri"/>
@@ -2460,7 +2472,7 @@
         </w:numPr>
         <w:spacing w:after="50" w:line="259"/>
       </w:pPr>
-      <w:hyperlink w:history="1" r:id="rIddeklmmqo7jtunp3wmfgu7">
+      <w:hyperlink w:history="1" r:id="rIdawp7czk7uwqv7kgbktr-g">
         <w:r>
           <w:rPr>
             <w:rFonts w:ascii="Calibri" w:cs="Calibri" w:eastAsia="Calibri" w:hAnsi="Calibri"/>
@@ -2491,7 +2503,7 @@
         </w:numPr>
         <w:spacing w:after="50" w:line="259"/>
       </w:pPr>
-      <w:hyperlink w:history="1" r:id="rIdd0qjdpvtkirgv4hu0df0x">
+      <w:hyperlink w:history="1" r:id="rIdpmp4tnql4ttu242ycdd--">
         <w:r>
           <w:rPr>
             <w:rFonts w:ascii="Calibri" w:cs="Calibri" w:eastAsia="Calibri" w:hAnsi="Calibri"/>
@@ -2522,7 +2534,7 @@
         </w:numPr>
         <w:spacing w:after="50" w:line="259"/>
       </w:pPr>
-      <w:hyperlink w:history="1" r:id="rIdgdnanquh2d-bqodchbeoc">
+      <w:hyperlink w:history="1" r:id="rIdkj8kky6ig90xhnp3wxsr9">
         <w:r>
           <w:rPr>
             <w:rFonts w:ascii="Calibri" w:cs="Calibri" w:eastAsia="Calibri" w:hAnsi="Calibri"/>
@@ -2553,7 +2565,7 @@
         </w:numPr>
         <w:spacing w:after="50" w:line="259"/>
       </w:pPr>
-      <w:hyperlink w:history="1" r:id="rId4zk17nqxewn09itkgeqzx">
+      <w:hyperlink w:history="1" r:id="rId5wykqw9nc6xl52weuteaj">
         <w:r>
           <w:rPr>
             <w:rFonts w:ascii="Calibri" w:cs="Calibri" w:eastAsia="Calibri" w:hAnsi="Calibri"/>
@@ -2584,7 +2596,7 @@
         </w:numPr>
         <w:spacing w:after="50" w:line="259"/>
       </w:pPr>
-      <w:hyperlink w:history="1" r:id="rIdkeioqetkbv1fu_1ojebav">
+      <w:hyperlink w:history="1" r:id="rIdeqcz1aplavkqcahnghstk">
         <w:r>
           <w:rPr>
             <w:rFonts w:ascii="Calibri" w:cs="Calibri" w:eastAsia="Calibri" w:hAnsi="Calibri"/>
@@ -2615,7 +2627,7 @@
         </w:numPr>
         <w:spacing w:after="50" w:line="259"/>
       </w:pPr>
-      <w:hyperlink w:history="1" r:id="rIdjxfxxhb3innbkc98zzach">
+      <w:hyperlink w:history="1" r:id="rIdy6bdx0yv91qxlf_motbwz">
         <w:r>
           <w:rPr>
             <w:rFonts w:ascii="Calibri" w:cs="Calibri" w:eastAsia="Calibri" w:hAnsi="Calibri"/>
@@ -2646,7 +2658,7 @@
         </w:numPr>
         <w:spacing w:after="50" w:line="259"/>
       </w:pPr>
-      <w:hyperlink w:history="1" r:id="rId1v8xmtden-2jczs0zhvpa">
+      <w:hyperlink w:history="1" r:id="rIdkuaxh0py3u2zrb8eywcvl">
         <w:r>
           <w:rPr>
             <w:rFonts w:ascii="Calibri" w:cs="Calibri" w:eastAsia="Calibri" w:hAnsi="Calibri"/>
